--- a/backend/templates/forms/contract.docx
+++ b/backend/templates/forms/contract.docx
@@ -315,41 +315,54 @@
           <w:b/>
           <w:bCs/>
         </w:rPr>
-        <w:t xml:space="preserve">       WHEREAS, the Entity invited Bids for certain goods and services/works/consulting services, particularly {{ scope }}; </w:t>
-      </w:r>
-      <w:r/>
+        <w:t xml:space="preserve">       </w:t>
+      </w:r>
+      <w:r>
+        <w:t>WHEREAS</w:t>
+      </w:r>
       <w:r>
         <w:rPr>
           <w:b/>
           <w:bCs/>
         </w:rPr>
-      </w:r>
-      <w:r/>
-      <w:r/>
-      <w:r/>
+        <w:t>,</w:t>
+      </w:r>
+      <w:r>
+        <w:t xml:space="preserve"> the Entity invited Bids for certain goods and services</w:t>
+      </w:r>
+      <w:r>
+        <w:t>/works/consulting services</w:t>
+      </w:r>
+      <w:r>
+        <w:t xml:space="preserve">, particularly </w:t>
+      </w:r>
       <w:r>
         <w:rPr>
           <w:i/>
           <w:iCs/>
         </w:rPr>
+        <w:t>[</w:t>
       </w:r>
       <w:r>
         <w:rPr>
           <w:i/>
           <w:iCs/>
         </w:rPr>
+        <w:t>B</w:t>
       </w:r>
       <w:r>
         <w:rPr>
           <w:i/>
           <w:iCs/>
         </w:rPr>
+        <w:t xml:space="preserve">rief description of </w:t>
       </w:r>
       <w:r>
         <w:rPr>
           <w:i/>
           <w:iCs/>
         </w:rPr>
+        <w:t>Project</w:t>
       </w:r>
       <w:proofErr w:type="gramStart"/>
       <w:r>
@@ -357,10 +370,15 @@
           <w:i/>
           <w:iCs/>
         </w:rPr>
-      </w:r>
-      <w:r/>
+        <w:t>]</w:t>
+      </w:r>
+      <w:r>
+        <w:t>;</w:t>
+      </w:r>
       <w:proofErr w:type="gramEnd"/>
-      <w:r/>
+      <w:r>
+        <w:t xml:space="preserve"> </w:t>
+      </w:r>
     </w:p>
     <w:p>
       <w:pPr>
@@ -1625,45 +1643,64 @@
         <w:jc w:val="both"/>
       </w:pPr>
       <w:r>
-        <w:t>In consideration of the Contract Price of {{ contract_price }}, or such other sums as may be determined in accordance with the terms of the Contract, the Supplier/Contractor/Consultant agrees to deliver and perform the items and related services for the {{ project_title }} described herein in accordance with the terms and conditions specified in the Contract and its annexed documents.</w:t>
-      </w:r>
-      <w:r/>
+        <w:t>I</w:t>
+      </w:r>
+      <w:r>
+        <w:t xml:space="preserve">n consideration of the Contract Price of </w:t>
+      </w:r>
       <w:r>
         <w:rPr>
           <w:i/>
           <w:iCs/>
         </w:rPr>
-      </w:r>
-      <w:r/>
-      <w:r/>
-      <w:r/>
-      <w:r/>
-      <w:r/>
+        <w:t>[Contract Price in words and figures],</w:t>
+      </w:r>
+      <w:r>
+        <w:t xml:space="preserve"> or such other sums as may be determined in accordance with the terms of the Contract, the </w:t>
+      </w:r>
+      <w:r>
+        <w:t>Supplier/Contractor/Consultant</w:t>
+      </w:r>
+      <w:r>
+        <w:t xml:space="preserve"> </w:t>
+      </w:r>
+      <w:r>
+        <w:t>agrees to deliver and perform the items and related services for the</w:t>
+      </w:r>
+      <w:r>
+        <w:t xml:space="preserve"> </w:t>
+      </w:r>
       <w:r>
         <w:rPr>
           <w:i/>
           <w:iCs/>
         </w:rPr>
+        <w:t>[</w:t>
       </w:r>
       <w:r>
         <w:rPr>
           <w:i/>
           <w:iCs/>
         </w:rPr>
+        <w:t>Project Title</w:t>
       </w:r>
       <w:r>
         <w:rPr>
           <w:i/>
           <w:iCs/>
         </w:rPr>
+        <w:t>]</w:t>
       </w:r>
       <w:r>
         <w:rPr>
           <w:i/>
           <w:iCs/>
         </w:rPr>
-      </w:r>
-      <w:r/>
+        <w:t xml:space="preserve"> </w:t>
+      </w:r>
+      <w:r>
+        <w:t>described herein in accordance with the terms and conditions specified in the Contract and its annexed documents.</w:t>
+      </w:r>
     </w:p>
     <w:p>
       <w:pPr>
@@ -2071,7 +2108,7 @@
                 <w:iCs/>
                 <w:color w:val="000000" w:themeColor="text1"/>
               </w:rPr>
-              <w:t>{{ contract_date }}</w:t>
+              <w:t>[Date]</w:t>
             </w:r>
           </w:p>
           <w:p>
@@ -2240,7 +2277,7 @@
                 <w:iCs/>
                 <w:color w:val="000000" w:themeColor="text1"/>
               </w:rPr>
-              <w:t>{{ contract_date }}</w:t>
+              <w:t>[Date]</w:t>
             </w:r>
           </w:p>
           <w:p/>
